--- a/out/AsciiDocToWord.docx
+++ b/out/AsciiDocToWord.docx
@@ -415,7 +415,7 @@
           <w:lang w:eastAsia="ja-JP"/>
         </w:rPr>
       </w:pPr>
-      <w:bookmarkStart w:id="0" w:name="_Toc232165173"/>
+      <w:bookmarkStart w:id="0" w:name="_Toc234864492"/>
       <w:r>
         <w:rPr>
           <w:rFonts w:ascii="Yu Gothic" w:eastAsia="Yu Gothic" w:hAnsi="Yu Gothic" w:hint="eastAsia"/>
@@ -484,7 +484,7 @@
         <w:rPr>
           <w:noProof/>
         </w:rPr>
-        <w:instrText xml:space="preserve"> PAGEREF _Toc232165173 \h </w:instrText>
+        <w:instrText xml:space="preserve"> PAGEREF _Toc234864492 \h </w:instrText>
       </w:r>
       <w:r>
         <w:rPr>
@@ -549,7 +549,7 @@
         <w:rPr>
           <w:noProof/>
         </w:rPr>
-        <w:instrText xml:space="preserve"> PAGEREF _Toc232165174 \h </w:instrText>
+        <w:instrText xml:space="preserve"> PAGEREF _Toc234864493 \h </w:instrText>
       </w:r>
       <w:r>
         <w:rPr>
@@ -614,7 +614,7 @@
         <w:rPr>
           <w:noProof/>
         </w:rPr>
-        <w:instrText xml:space="preserve"> PAGEREF _Toc232165175 \h </w:instrText>
+        <w:instrText xml:space="preserve"> PAGEREF _Toc234864494 \h </w:instrText>
       </w:r>
       <w:r>
         <w:rPr>
@@ -679,7 +679,7 @@
         <w:rPr>
           <w:noProof/>
         </w:rPr>
-        <w:instrText xml:space="preserve"> PAGEREF _Toc232165176 \h </w:instrText>
+        <w:instrText xml:space="preserve"> PAGEREF _Toc234864495 \h </w:instrText>
       </w:r>
       <w:r>
         <w:rPr>
@@ -739,7 +739,7 @@
         <w:rPr>
           <w:noProof/>
         </w:rPr>
-        <w:instrText xml:space="preserve"> PAGEREF _Toc232165177 \h </w:instrText>
+        <w:instrText xml:space="preserve"> PAGEREF _Toc234864496 \h </w:instrText>
       </w:r>
       <w:r>
         <w:rPr>
@@ -799,7 +799,7 @@
         <w:rPr>
           <w:noProof/>
         </w:rPr>
-        <w:instrText xml:space="preserve"> PAGEREF _Toc232165178 \h </w:instrText>
+        <w:instrText xml:space="preserve"> PAGEREF _Toc234864497 \h </w:instrText>
       </w:r>
       <w:r>
         <w:rPr>
@@ -864,7 +864,7 @@
         <w:rPr>
           <w:noProof/>
         </w:rPr>
-        <w:instrText xml:space="preserve"> PAGEREF _Toc232165179 \h </w:instrText>
+        <w:instrText xml:space="preserve"> PAGEREF _Toc234864498 \h </w:instrText>
       </w:r>
       <w:r>
         <w:rPr>
@@ -924,7 +924,7 @@
         <w:rPr>
           <w:noProof/>
         </w:rPr>
-        <w:instrText xml:space="preserve"> PAGEREF _Toc232165180 \h </w:instrText>
+        <w:instrText xml:space="preserve"> PAGEREF _Toc234864499 \h </w:instrText>
       </w:r>
       <w:r>
         <w:rPr>
@@ -984,7 +984,7 @@
         <w:rPr>
           <w:noProof/>
         </w:rPr>
-        <w:instrText xml:space="preserve"> PAGEREF _Toc232165181 \h </w:instrText>
+        <w:instrText xml:space="preserve"> PAGEREF _Toc234864500 \h </w:instrText>
       </w:r>
       <w:r>
         <w:rPr>
@@ -1049,7 +1049,7 @@
         <w:rPr>
           <w:noProof/>
         </w:rPr>
-        <w:instrText xml:space="preserve"> PAGEREF _Toc232165182 \h </w:instrText>
+        <w:instrText xml:space="preserve"> PAGEREF _Toc234864501 \h </w:instrText>
       </w:r>
       <w:r>
         <w:rPr>
@@ -1109,7 +1109,7 @@
         <w:rPr>
           <w:noProof/>
         </w:rPr>
-        <w:instrText xml:space="preserve"> PAGEREF _Toc232165183 \h </w:instrText>
+        <w:instrText xml:space="preserve"> PAGEREF _Toc234864502 \h </w:instrText>
       </w:r>
       <w:r>
         <w:rPr>
@@ -1169,7 +1169,7 @@
         <w:rPr>
           <w:noProof/>
         </w:rPr>
-        <w:instrText xml:space="preserve"> PAGEREF _Toc232165184 \h </w:instrText>
+        <w:instrText xml:space="preserve"> PAGEREF _Toc234864503 \h </w:instrText>
       </w:r>
       <w:r>
         <w:rPr>
@@ -1234,7 +1234,7 @@
         <w:rPr>
           <w:noProof/>
         </w:rPr>
-        <w:instrText xml:space="preserve"> PAGEREF _Toc232165185 \h </w:instrText>
+        <w:instrText xml:space="preserve"> PAGEREF _Toc234864504 \h </w:instrText>
       </w:r>
       <w:r>
         <w:rPr>
@@ -1294,7 +1294,7 @@
         <w:rPr>
           <w:noProof/>
         </w:rPr>
-        <w:instrText xml:space="preserve"> PAGEREF _Toc232165186 \h </w:instrText>
+        <w:instrText xml:space="preserve"> PAGEREF _Toc234864505 \h </w:instrText>
       </w:r>
       <w:r>
         <w:rPr>
@@ -1354,7 +1354,7 @@
         <w:rPr>
           <w:noProof/>
         </w:rPr>
-        <w:instrText xml:space="preserve"> PAGEREF _Toc232165187 \h </w:instrText>
+        <w:instrText xml:space="preserve"> PAGEREF _Toc234864506 \h </w:instrText>
       </w:r>
       <w:r>
         <w:rPr>
@@ -1419,7 +1419,7 @@
         <w:rPr>
           <w:noProof/>
         </w:rPr>
-        <w:instrText xml:space="preserve"> PAGEREF _Toc232165188 \h </w:instrText>
+        <w:instrText xml:space="preserve"> PAGEREF _Toc234864507 \h </w:instrText>
       </w:r>
       <w:r>
         <w:rPr>
@@ -1479,7 +1479,7 @@
         <w:rPr>
           <w:noProof/>
         </w:rPr>
-        <w:instrText xml:space="preserve"> PAGEREF _Toc232165189 \h </w:instrText>
+        <w:instrText xml:space="preserve"> PAGEREF _Toc234864508 \h </w:instrText>
       </w:r>
       <w:r>
         <w:rPr>
@@ -1539,7 +1539,7 @@
         <w:rPr>
           <w:noProof/>
         </w:rPr>
-        <w:instrText xml:space="preserve"> PAGEREF _Toc232165190 \h </w:instrText>
+        <w:instrText xml:space="preserve"> PAGEREF _Toc234864509 \h </w:instrText>
       </w:r>
       <w:r>
         <w:rPr>
@@ -1599,7 +1599,7 @@
         <w:rPr>
           <w:noProof/>
         </w:rPr>
-        <w:instrText xml:space="preserve"> PAGEREF _Toc232165191 \h </w:instrText>
+        <w:instrText xml:space="preserve"> PAGEREF _Toc234864510 \h </w:instrText>
       </w:r>
       <w:r>
         <w:rPr>
@@ -1659,7 +1659,7 @@
         <w:rPr>
           <w:noProof/>
         </w:rPr>
-        <w:instrText xml:space="preserve"> PAGEREF _Toc232165192 \h </w:instrText>
+        <w:instrText xml:space="preserve"> PAGEREF _Toc234864511 \h </w:instrText>
       </w:r>
       <w:r>
         <w:rPr>
@@ -1719,7 +1719,7 @@
         <w:rPr>
           <w:noProof/>
         </w:rPr>
-        <w:instrText xml:space="preserve"> PAGEREF _Toc232165193 \h </w:instrText>
+        <w:instrText xml:space="preserve"> PAGEREF _Toc234864512 \h </w:instrText>
       </w:r>
       <w:r>
         <w:rPr>
@@ -1779,7 +1779,7 @@
         <w:rPr>
           <w:noProof/>
         </w:rPr>
-        <w:instrText xml:space="preserve"> PAGEREF _Toc232165194 \h </w:instrText>
+        <w:instrText xml:space="preserve"> PAGEREF _Toc234864513 \h </w:instrText>
       </w:r>
       <w:r>
         <w:rPr>
@@ -1839,7 +1839,7 @@
         <w:rPr>
           <w:noProof/>
         </w:rPr>
-        <w:instrText xml:space="preserve"> PAGEREF _Toc232165195 \h </w:instrText>
+        <w:instrText xml:space="preserve"> PAGEREF _Toc234864514 \h </w:instrText>
       </w:r>
       <w:r>
         <w:rPr>
@@ -1900,7 +1900,7 @@
         <w:rPr>
           <w:noProof/>
         </w:rPr>
-        <w:instrText xml:space="preserve"> PAGEREF _Toc232165196 \h </w:instrText>
+        <w:instrText xml:space="preserve"> PAGEREF _Toc234864515 \h </w:instrText>
       </w:r>
       <w:r>
         <w:rPr>
@@ -1960,7 +1960,7 @@
         <w:rPr>
           <w:noProof/>
         </w:rPr>
-        <w:instrText xml:space="preserve"> PAGEREF _Toc232165197 \h </w:instrText>
+        <w:instrText xml:space="preserve"> PAGEREF _Toc234864516 \h </w:instrText>
       </w:r>
       <w:r>
         <w:rPr>
@@ -2025,7 +2025,7 @@
         <w:rPr>
           <w:noProof/>
         </w:rPr>
-        <w:instrText xml:space="preserve"> PAGEREF _Toc232165198 \h </w:instrText>
+        <w:instrText xml:space="preserve"> PAGEREF _Toc234864517 \h </w:instrText>
       </w:r>
       <w:r>
         <w:rPr>
@@ -2085,7 +2085,7 @@
         <w:rPr>
           <w:noProof/>
         </w:rPr>
-        <w:instrText xml:space="preserve"> PAGEREF _Toc232165199 \h </w:instrText>
+        <w:instrText xml:space="preserve"> PAGEREF _Toc234864518 \h </w:instrText>
       </w:r>
       <w:r>
         <w:rPr>
@@ -2145,7 +2145,7 @@
         <w:rPr>
           <w:noProof/>
         </w:rPr>
-        <w:instrText xml:space="preserve"> PAGEREF _Toc232165200 \h </w:instrText>
+        <w:instrText xml:space="preserve"> PAGEREF _Toc234864519 \h </w:instrText>
       </w:r>
       <w:r>
         <w:rPr>
@@ -2205,7 +2205,7 @@
         <w:rPr>
           <w:noProof/>
         </w:rPr>
-        <w:instrText xml:space="preserve"> PAGEREF _Toc232165201 \h </w:instrText>
+        <w:instrText xml:space="preserve"> PAGEREF _Toc234864520 \h </w:instrText>
       </w:r>
       <w:r>
         <w:rPr>
@@ -2265,7 +2265,7 @@
         <w:rPr>
           <w:noProof/>
         </w:rPr>
-        <w:instrText xml:space="preserve"> PAGEREF _Toc232165202 \h </w:instrText>
+        <w:instrText xml:space="preserve"> PAGEREF _Toc234864521 \h </w:instrText>
       </w:r>
       <w:r>
         <w:rPr>
@@ -2325,7 +2325,7 @@
         <w:rPr>
           <w:noProof/>
         </w:rPr>
-        <w:instrText xml:space="preserve"> PAGEREF _Toc232165203 \h </w:instrText>
+        <w:instrText xml:space="preserve"> PAGEREF _Toc234864522 \h </w:instrText>
       </w:r>
       <w:r>
         <w:rPr>
@@ -2385,7 +2385,7 @@
         <w:rPr>
           <w:noProof/>
         </w:rPr>
-        <w:instrText xml:space="preserve"> PAGEREF _Toc232165204 \h </w:instrText>
+        <w:instrText xml:space="preserve"> PAGEREF _Toc234864523 \h </w:instrText>
       </w:r>
       <w:r>
         <w:rPr>
@@ -2445,7 +2445,7 @@
         <w:rPr>
           <w:noProof/>
         </w:rPr>
-        <w:instrText xml:space="preserve"> PAGEREF _Toc232165205 \h </w:instrText>
+        <w:instrText xml:space="preserve"> PAGEREF _Toc234864524 \h </w:instrText>
       </w:r>
       <w:r>
         <w:rPr>
@@ -2505,7 +2505,7 @@
         <w:rPr>
           <w:noProof/>
         </w:rPr>
-        <w:instrText xml:space="preserve"> PAGEREF _Toc232165206 \h </w:instrText>
+        <w:instrText xml:space="preserve"> PAGEREF _Toc234864525 \h </w:instrText>
       </w:r>
       <w:r>
         <w:rPr>
@@ -2565,7 +2565,7 @@
         <w:rPr>
           <w:noProof/>
         </w:rPr>
-        <w:instrText xml:space="preserve"> PAGEREF _Toc232165207 \h </w:instrText>
+        <w:instrText xml:space="preserve"> PAGEREF _Toc234864526 \h </w:instrText>
       </w:r>
       <w:r>
         <w:rPr>
@@ -2630,7 +2630,7 @@
         <w:rPr>
           <w:noProof/>
         </w:rPr>
-        <w:instrText xml:space="preserve"> PAGEREF _Toc232165208 \h </w:instrText>
+        <w:instrText xml:space="preserve"> PAGEREF _Toc234864527 \h </w:instrText>
       </w:r>
       <w:r>
         <w:rPr>
@@ -2690,7 +2690,7 @@
         <w:rPr>
           <w:noProof/>
         </w:rPr>
-        <w:instrText xml:space="preserve"> PAGEREF _Toc232165209 \h </w:instrText>
+        <w:instrText xml:space="preserve"> PAGEREF _Toc234864528 \h </w:instrText>
       </w:r>
       <w:r>
         <w:rPr>
@@ -2750,7 +2750,7 @@
         <w:rPr>
           <w:noProof/>
         </w:rPr>
-        <w:instrText xml:space="preserve"> PAGEREF _Toc232165210 \h </w:instrText>
+        <w:instrText xml:space="preserve"> PAGEREF _Toc234864529 \h </w:instrText>
       </w:r>
       <w:r>
         <w:rPr>
@@ -2815,7 +2815,7 @@
         <w:rPr>
           <w:noProof/>
         </w:rPr>
-        <w:instrText xml:space="preserve"> PAGEREF _Toc232165211 \h </w:instrText>
+        <w:instrText xml:space="preserve"> PAGEREF _Toc234864530 \h </w:instrText>
       </w:r>
       <w:r>
         <w:rPr>
@@ -2875,7 +2875,7 @@
         <w:rPr>
           <w:noProof/>
         </w:rPr>
-        <w:instrText xml:space="preserve"> PAGEREF _Toc232165212 \h </w:instrText>
+        <w:instrText xml:space="preserve"> PAGEREF _Toc234864531 \h </w:instrText>
       </w:r>
       <w:r>
         <w:rPr>
@@ -2935,7 +2935,7 @@
         <w:rPr>
           <w:noProof/>
         </w:rPr>
-        <w:instrText xml:space="preserve"> PAGEREF _Toc232165213 \h </w:instrText>
+        <w:instrText xml:space="preserve"> PAGEREF _Toc234864532 \h </w:instrText>
       </w:r>
       <w:r>
         <w:rPr>
@@ -3000,7 +3000,7 @@
         <w:rPr>
           <w:noProof/>
         </w:rPr>
-        <w:instrText xml:space="preserve"> PAGEREF _Toc232165214 \h </w:instrText>
+        <w:instrText xml:space="preserve"> PAGEREF _Toc234864533 \h </w:instrText>
       </w:r>
       <w:r>
         <w:rPr>
@@ -3060,7 +3060,7 @@
         <w:rPr>
           <w:noProof/>
         </w:rPr>
-        <w:instrText xml:space="preserve"> PAGEREF _Toc232165215 \h </w:instrText>
+        <w:instrText xml:space="preserve"> PAGEREF _Toc234864534 \h </w:instrText>
       </w:r>
       <w:r>
         <w:rPr>
@@ -3120,7 +3120,7 @@
         <w:rPr>
           <w:noProof/>
         </w:rPr>
-        <w:instrText xml:space="preserve"> PAGEREF _Toc232165216 \h </w:instrText>
+        <w:instrText xml:space="preserve"> PAGEREF _Toc234864535 \h </w:instrText>
       </w:r>
       <w:r>
         <w:rPr>
@@ -3180,7 +3180,7 @@
         <w:rPr>
           <w:noProof/>
         </w:rPr>
-        <w:instrText xml:space="preserve"> PAGEREF _Toc232165217 \h </w:instrText>
+        <w:instrText xml:space="preserve"> PAGEREF _Toc234864536 \h </w:instrText>
       </w:r>
       <w:r>
         <w:rPr>
@@ -3240,7 +3240,7 @@
         <w:rPr>
           <w:noProof/>
         </w:rPr>
-        <w:instrText xml:space="preserve"> PAGEREF _Toc232165218 \h </w:instrText>
+        <w:instrText xml:space="preserve"> PAGEREF _Toc234864537 \h </w:instrText>
       </w:r>
       <w:r>
         <w:rPr>
@@ -3300,7 +3300,7 @@
         <w:rPr>
           <w:noProof/>
         </w:rPr>
-        <w:instrText xml:space="preserve"> PAGEREF _Toc232165219 \h </w:instrText>
+        <w:instrText xml:space="preserve"> PAGEREF _Toc234864538 \h </w:instrText>
       </w:r>
       <w:r>
         <w:rPr>
@@ -3361,7 +3361,7 @@
         <w:rPr>
           <w:noProof/>
         </w:rPr>
-        <w:instrText xml:space="preserve"> PAGEREF _Toc232165220 \h </w:instrText>
+        <w:instrText xml:space="preserve"> PAGEREF _Toc234864539 \h </w:instrText>
       </w:r>
       <w:r>
         <w:rPr>
@@ -3426,7 +3426,7 @@
         <w:rPr>
           <w:noProof/>
         </w:rPr>
-        <w:instrText xml:space="preserve"> PAGEREF _Toc232165221 \h </w:instrText>
+        <w:instrText xml:space="preserve"> PAGEREF _Toc234864540 \h </w:instrText>
       </w:r>
       <w:r>
         <w:rPr>
@@ -3486,7 +3486,7 @@
         <w:rPr>
           <w:noProof/>
         </w:rPr>
-        <w:instrText xml:space="preserve"> PAGEREF _Toc232165222 \h </w:instrText>
+        <w:instrText xml:space="preserve"> PAGEREF _Toc234864541 \h </w:instrText>
       </w:r>
       <w:r>
         <w:rPr>
@@ -3546,7 +3546,7 @@
         <w:rPr>
           <w:noProof/>
         </w:rPr>
-        <w:instrText xml:space="preserve"> PAGEREF _Toc232165223 \h </w:instrText>
+        <w:instrText xml:space="preserve"> PAGEREF _Toc234864542 \h </w:instrText>
       </w:r>
       <w:r>
         <w:rPr>
@@ -3606,7 +3606,7 @@
         <w:rPr>
           <w:noProof/>
         </w:rPr>
-        <w:instrText xml:space="preserve"> PAGEREF _Toc232165224 \h </w:instrText>
+        <w:instrText xml:space="preserve"> PAGEREF _Toc234864543 \h </w:instrText>
       </w:r>
       <w:r>
         <w:rPr>
@@ -3666,7 +3666,7 @@
         <w:rPr>
           <w:noProof/>
         </w:rPr>
-        <w:instrText xml:space="preserve"> PAGEREF _Toc232165225 \h </w:instrText>
+        <w:instrText xml:space="preserve"> PAGEREF _Toc234864544 \h </w:instrText>
       </w:r>
       <w:r>
         <w:rPr>
@@ -3726,7 +3726,7 @@
         <w:rPr>
           <w:noProof/>
         </w:rPr>
-        <w:instrText xml:space="preserve"> PAGEREF _Toc232165226 \h </w:instrText>
+        <w:instrText xml:space="preserve"> PAGEREF _Toc234864545 \h </w:instrText>
       </w:r>
       <w:r>
         <w:rPr>
@@ -3786,7 +3786,7 @@
         <w:rPr>
           <w:noProof/>
         </w:rPr>
-        <w:instrText xml:space="preserve"> PAGEREF _Toc232165227 \h </w:instrText>
+        <w:instrText xml:space="preserve"> PAGEREF _Toc234864546 \h </w:instrText>
       </w:r>
       <w:r>
         <w:rPr>
@@ -3846,7 +3846,7 @@
         <w:rPr>
           <w:noProof/>
         </w:rPr>
-        <w:instrText xml:space="preserve"> PAGEREF _Toc232165228 \h </w:instrText>
+        <w:instrText xml:space="preserve"> PAGEREF _Toc234864547 \h </w:instrText>
       </w:r>
       <w:r>
         <w:rPr>
@@ -3906,7 +3906,7 @@
         <w:rPr>
           <w:noProof/>
         </w:rPr>
-        <w:instrText xml:space="preserve"> PAGEREF _Toc232165229 \h </w:instrText>
+        <w:instrText xml:space="preserve"> PAGEREF _Toc234864548 \h </w:instrText>
       </w:r>
       <w:r>
         <w:rPr>
@@ -3966,7 +3966,7 @@
         <w:rPr>
           <w:noProof/>
         </w:rPr>
-        <w:instrText xml:space="preserve"> PAGEREF _Toc232165230 \h </w:instrText>
+        <w:instrText xml:space="preserve"> PAGEREF _Toc234864549 \h </w:instrText>
       </w:r>
       <w:r>
         <w:rPr>
@@ -4031,7 +4031,7 @@
         <w:rPr>
           <w:noProof/>
         </w:rPr>
-        <w:instrText xml:space="preserve"> PAGEREF _Toc232165231 \h </w:instrText>
+        <w:instrText xml:space="preserve"> PAGEREF _Toc234864550 \h </w:instrText>
       </w:r>
       <w:r>
         <w:rPr>
@@ -4091,7 +4091,7 @@
         <w:rPr>
           <w:noProof/>
         </w:rPr>
-        <w:instrText xml:space="preserve"> PAGEREF _Toc232165232 \h </w:instrText>
+        <w:instrText xml:space="preserve"> PAGEREF _Toc234864551 \h </w:instrText>
       </w:r>
       <w:r>
         <w:rPr>
@@ -4151,7 +4151,7 @@
         <w:rPr>
           <w:noProof/>
         </w:rPr>
-        <w:instrText xml:space="preserve"> PAGEREF _Toc232165233 \h </w:instrText>
+        <w:instrText xml:space="preserve"> PAGEREF _Toc234864552 \h </w:instrText>
       </w:r>
       <w:r>
         <w:rPr>
@@ -4211,7 +4211,7 @@
         <w:rPr>
           <w:noProof/>
         </w:rPr>
-        <w:instrText xml:space="preserve"> PAGEREF _Toc232165234 \h </w:instrText>
+        <w:instrText xml:space="preserve"> PAGEREF _Toc234864553 \h </w:instrText>
       </w:r>
       <w:r>
         <w:rPr>
@@ -4276,7 +4276,7 @@
         <w:rPr>
           <w:noProof/>
         </w:rPr>
-        <w:instrText xml:space="preserve"> PAGEREF _Toc232165235 \h </w:instrText>
+        <w:instrText xml:space="preserve"> PAGEREF _Toc234864554 \h </w:instrText>
       </w:r>
       <w:r>
         <w:rPr>
@@ -4336,7 +4336,7 @@
         <w:rPr>
           <w:noProof/>
         </w:rPr>
-        <w:instrText xml:space="preserve"> PAGEREF _Toc232165236 \h </w:instrText>
+        <w:instrText xml:space="preserve"> PAGEREF _Toc234864555 \h </w:instrText>
       </w:r>
       <w:r>
         <w:rPr>
@@ -4396,7 +4396,7 @@
         <w:rPr>
           <w:noProof/>
         </w:rPr>
-        <w:instrText xml:space="preserve"> PAGEREF _Toc232165237 \h </w:instrText>
+        <w:instrText xml:space="preserve"> PAGEREF _Toc234864556 \h </w:instrText>
       </w:r>
       <w:r>
         <w:rPr>
@@ -4461,7 +4461,7 @@
         <w:rPr>
           <w:noProof/>
         </w:rPr>
-        <w:instrText xml:space="preserve"> PAGEREF _Toc232165238 \h </w:instrText>
+        <w:instrText xml:space="preserve"> PAGEREF _Toc234864557 \h </w:instrText>
       </w:r>
       <w:r>
         <w:rPr>
@@ -4521,7 +4521,7 @@
         <w:rPr>
           <w:noProof/>
         </w:rPr>
-        <w:instrText xml:space="preserve"> PAGEREF _Toc232165239 \h </w:instrText>
+        <w:instrText xml:space="preserve"> PAGEREF _Toc234864558 \h </w:instrText>
       </w:r>
       <w:r>
         <w:rPr>
@@ -4581,7 +4581,7 @@
         <w:rPr>
           <w:noProof/>
         </w:rPr>
-        <w:instrText xml:space="preserve"> PAGEREF _Toc232165240 \h </w:instrText>
+        <w:instrText xml:space="preserve"> PAGEREF _Toc234864559 \h </w:instrText>
       </w:r>
       <w:r>
         <w:rPr>
@@ -4646,7 +4646,7 @@
         <w:rPr>
           <w:noProof/>
         </w:rPr>
-        <w:instrText xml:space="preserve"> PAGEREF _Toc232165241 \h </w:instrText>
+        <w:instrText xml:space="preserve"> PAGEREF _Toc234864560 \h </w:instrText>
       </w:r>
       <w:r>
         <w:rPr>
@@ -4711,7 +4711,7 @@
         <w:rPr>
           <w:noProof/>
         </w:rPr>
-        <w:instrText xml:space="preserve"> PAGEREF _Toc232165242 \h </w:instrText>
+        <w:instrText xml:space="preserve"> PAGEREF _Toc234864561 \h </w:instrText>
       </w:r>
       <w:r>
         <w:rPr>
@@ -4728,7 +4728,7 @@
         <w:rPr>
           <w:noProof/>
         </w:rPr>
-        <w:t>22</w:t>
+        <w:t>19</w:t>
       </w:r>
       <w:r>
         <w:rPr>
@@ -4776,7 +4776,7 @@
         <w:rPr>
           <w:noProof/>
         </w:rPr>
-        <w:instrText xml:space="preserve"> PAGEREF _Toc232165243 \h </w:instrText>
+        <w:instrText xml:space="preserve"> PAGEREF _Toc234864562 \h </w:instrText>
       </w:r>
       <w:r>
         <w:rPr>
@@ -4793,7 +4793,7 @@
         <w:rPr>
           <w:noProof/>
         </w:rPr>
-        <w:t>23</w:t>
+        <w:t>20</w:t>
       </w:r>
       <w:r>
         <w:rPr>
@@ -4840,7 +4840,7 @@
           <w:lang w:eastAsia="ja-JP"/>
         </w:rPr>
       </w:pPr>
-      <w:bookmarkStart w:id="1" w:name="_Toc232165174"/>
+      <w:bookmarkStart w:id="1" w:name="_Toc234864493"/>
       <w:r>
         <w:rPr>
           <w:rFonts w:ascii="Yu Gothic" w:eastAsia="Yu Gothic" w:hAnsi="Yu Gothic"/>
@@ -4992,7 +4992,7 @@
           <w:lang w:eastAsia="ja-JP"/>
         </w:rPr>
       </w:pPr>
-      <w:bookmarkStart w:id="2" w:name="_Toc232165175"/>
+      <w:bookmarkStart w:id="2" w:name="_Toc234864494"/>
       <w:r>
         <w:rPr>
           <w:rFonts w:ascii="Yu Gothic" w:eastAsia="Yu Gothic" w:hAnsi="Yu Gothic"/>
@@ -5575,7 +5575,7 @@
           <w:lang w:eastAsia="ja-JP"/>
         </w:rPr>
       </w:pPr>
-      <w:bookmarkStart w:id="3" w:name="_Toc232165176"/>
+      <w:bookmarkStart w:id="3" w:name="_Toc234864495"/>
       <w:r>
         <w:rPr>
           <w:rFonts w:ascii="Yu Gothic" w:eastAsia="Yu Gothic" w:hAnsi="Yu Gothic"/>
@@ -5597,7 +5597,7 @@
           <w:lang w:eastAsia="ja-JP"/>
         </w:rPr>
       </w:pPr>
-      <w:bookmarkStart w:id="4" w:name="_Toc232165177"/>
+      <w:bookmarkStart w:id="4" w:name="_Toc234864496"/>
       <w:r>
         <w:rPr>
           <w:rFonts w:ascii="Yu Gothic" w:eastAsia="Yu Gothic" w:hAnsi="Yu Gothic"/>
@@ -5758,7 +5758,7 @@
           <w:lang w:eastAsia="ja-JP"/>
         </w:rPr>
       </w:pPr>
-      <w:bookmarkStart w:id="5" w:name="_Toc232165178"/>
+      <w:bookmarkStart w:id="5" w:name="_Toc234864497"/>
       <w:r>
         <w:rPr>
           <w:rFonts w:ascii="Yu Gothic" w:eastAsia="Yu Gothic" w:hAnsi="Yu Gothic"/>
@@ -5792,7 +5792,7 @@
           <w:lang w:eastAsia="ja-JP"/>
         </w:rPr>
       </w:pPr>
-      <w:bookmarkStart w:id="6" w:name="_Toc232165179"/>
+      <w:bookmarkStart w:id="6" w:name="_Toc234864498"/>
       <w:r>
         <w:rPr>
           <w:rFonts w:ascii="Yu Gothic" w:eastAsia="Yu Gothic" w:hAnsi="Yu Gothic"/>
@@ -5814,7 +5814,7 @@
           <w:lang w:eastAsia="ja-JP"/>
         </w:rPr>
       </w:pPr>
-      <w:bookmarkStart w:id="7" w:name="_Toc232165180"/>
+      <w:bookmarkStart w:id="7" w:name="_Toc234864499"/>
       <w:r>
         <w:rPr>
           <w:rFonts w:ascii="Yu Gothic" w:eastAsia="Yu Gothic" w:hAnsi="Yu Gothic"/>
@@ -5835,7 +5835,7 @@
           <w:lang w:eastAsia="ja-JP"/>
         </w:rPr>
       </w:pPr>
-      <w:bookmarkStart w:id="8" w:name="_Toc232165181"/>
+      <w:bookmarkStart w:id="8" w:name="_Toc234864500"/>
       <w:r>
         <w:rPr>
           <w:rFonts w:ascii="Yu Gothic" w:eastAsia="Yu Gothic" w:hAnsi="Yu Gothic"/>
@@ -5886,7 +5886,7 @@
           <w:lang w:eastAsia="ja-JP"/>
         </w:rPr>
       </w:pPr>
-      <w:bookmarkStart w:id="9" w:name="_Toc232165182"/>
+      <w:bookmarkStart w:id="9" w:name="_Toc234864501"/>
       <w:r>
         <w:rPr>
           <w:rFonts w:ascii="Yu Gothic" w:eastAsia="Yu Gothic" w:hAnsi="Yu Gothic"/>
@@ -5908,7 +5908,7 @@
           <w:lang w:eastAsia="ja-JP"/>
         </w:rPr>
       </w:pPr>
-      <w:bookmarkStart w:id="10" w:name="_Toc232165183"/>
+      <w:bookmarkStart w:id="10" w:name="_Toc234864502"/>
       <w:r>
         <w:rPr>
           <w:rFonts w:ascii="Yu Gothic" w:eastAsia="Yu Gothic" w:hAnsi="Yu Gothic"/>
@@ -6005,7 +6005,7 @@
           <w:lang w:eastAsia="ja-JP"/>
         </w:rPr>
       </w:pPr>
-      <w:bookmarkStart w:id="11" w:name="_Toc232165184"/>
+      <w:bookmarkStart w:id="11" w:name="_Toc234864503"/>
       <w:r>
         <w:rPr>
           <w:rFonts w:ascii="Yu Gothic" w:eastAsia="Yu Gothic" w:hAnsi="Yu Gothic"/>
@@ -6094,7 +6094,7 @@
           <w:lang w:eastAsia="ja-JP"/>
         </w:rPr>
       </w:pPr>
-      <w:bookmarkStart w:id="12" w:name="_Toc232165185"/>
+      <w:bookmarkStart w:id="12" w:name="_Toc234864504"/>
       <w:r>
         <w:rPr>
           <w:rFonts w:ascii="Yu Gothic" w:eastAsia="Yu Gothic" w:hAnsi="Yu Gothic"/>
@@ -6116,7 +6116,7 @@
           <w:lang w:eastAsia="ja-JP"/>
         </w:rPr>
       </w:pPr>
-      <w:bookmarkStart w:id="13" w:name="_Toc232165186"/>
+      <w:bookmarkStart w:id="13" w:name="_Toc234864505"/>
       <w:r>
         <w:rPr>
           <w:rFonts w:ascii="Yu Gothic" w:eastAsia="Yu Gothic" w:hAnsi="Yu Gothic"/>
@@ -6417,7 +6417,7 @@
           <w:lang w:eastAsia="ja-JP"/>
         </w:rPr>
       </w:pPr>
-      <w:bookmarkStart w:id="14" w:name="_Toc232165187"/>
+      <w:bookmarkStart w:id="14" w:name="_Toc234864506"/>
       <w:r>
         <w:rPr>
           <w:rFonts w:ascii="Yu Gothic" w:eastAsia="Yu Gothic" w:hAnsi="Yu Gothic"/>
@@ -6617,7 +6617,7 @@
           <w:lang w:eastAsia="ja-JP"/>
         </w:rPr>
       </w:pPr>
-      <w:bookmarkStart w:id="15" w:name="_Toc232165188"/>
+      <w:bookmarkStart w:id="15" w:name="_Toc234864507"/>
       <w:r>
         <w:rPr>
           <w:rFonts w:ascii="Yu Gothic" w:eastAsia="Yu Gothic" w:hAnsi="Yu Gothic"/>
@@ -6639,7 +6639,7 @@
           <w:lang w:eastAsia="ja-JP"/>
         </w:rPr>
       </w:pPr>
-      <w:bookmarkStart w:id="16" w:name="_Toc232165189"/>
+      <w:bookmarkStart w:id="16" w:name="_Toc234864508"/>
       <w:r>
         <w:rPr>
           <w:rFonts w:ascii="Yu Gothic" w:eastAsia="Yu Gothic" w:hAnsi="Yu Gothic"/>
@@ -6660,7 +6660,7 @@
           <w:lang w:eastAsia="ja-JP"/>
         </w:rPr>
       </w:pPr>
-      <w:bookmarkStart w:id="17" w:name="_Toc232165190"/>
+      <w:bookmarkStart w:id="17" w:name="_Toc234864509"/>
       <w:r>
         <w:rPr>
           <w:rFonts w:ascii="Yu Gothic" w:eastAsia="Yu Gothic" w:hAnsi="Yu Gothic"/>
@@ -6820,7 +6820,7 @@
           <w:lang w:eastAsia="ja-JP"/>
         </w:rPr>
       </w:pPr>
-      <w:bookmarkStart w:id="18" w:name="_Toc232165191"/>
+      <w:bookmarkStart w:id="18" w:name="_Toc234864510"/>
       <w:r>
         <w:rPr>
           <w:rFonts w:ascii="Yu Gothic" w:eastAsia="Yu Gothic" w:hAnsi="Yu Gothic"/>
@@ -6941,7 +6941,7 @@
           <w:lang w:eastAsia="ja-JP"/>
         </w:rPr>
       </w:pPr>
-      <w:bookmarkStart w:id="19" w:name="_Toc232165192"/>
+      <w:bookmarkStart w:id="19" w:name="_Toc234864511"/>
       <w:r>
         <w:rPr>
           <w:rFonts w:ascii="Yu Gothic" w:eastAsia="Yu Gothic" w:hAnsi="Yu Gothic"/>
@@ -6962,7 +6962,7 @@
           <w:lang w:eastAsia="ja-JP"/>
         </w:rPr>
       </w:pPr>
-      <w:bookmarkStart w:id="20" w:name="_Toc232165193"/>
+      <w:bookmarkStart w:id="20" w:name="_Toc234864512"/>
       <w:r>
         <w:rPr>
           <w:rFonts w:ascii="Yu Gothic" w:eastAsia="Yu Gothic" w:hAnsi="Yu Gothic"/>
@@ -7122,7 +7122,7 @@
           <w:lang w:eastAsia="ja-JP"/>
         </w:rPr>
       </w:pPr>
-      <w:bookmarkStart w:id="21" w:name="_Toc232165194"/>
+      <w:bookmarkStart w:id="21" w:name="_Toc234864513"/>
       <w:r>
         <w:rPr>
           <w:rFonts w:ascii="Yu Gothic" w:eastAsia="Yu Gothic" w:hAnsi="Yu Gothic"/>
@@ -7220,7 +7220,7 @@
           <w:lang w:eastAsia="ja-JP"/>
         </w:rPr>
       </w:pPr>
-      <w:bookmarkStart w:id="22" w:name="_Toc232165195"/>
+      <w:bookmarkStart w:id="22" w:name="_Toc234864514"/>
       <w:r>
         <w:rPr>
           <w:rFonts w:ascii="Yu Gothic" w:eastAsia="Yu Gothic" w:hAnsi="Yu Gothic"/>
@@ -7241,7 +7241,7 @@
           <w:lang w:eastAsia="ja-JP"/>
         </w:rPr>
       </w:pPr>
-      <w:bookmarkStart w:id="23" w:name="_Toc232165196"/>
+      <w:bookmarkStart w:id="23" w:name="_Toc234864515"/>
       <w:r>
         <w:rPr>
           <w:rFonts w:ascii="Yu Gothic" w:eastAsia="Yu Gothic" w:hAnsi="Yu Gothic"/>
@@ -7424,7 +7424,7 @@
           <w:lang w:eastAsia="ja-JP"/>
         </w:rPr>
       </w:pPr>
-      <w:bookmarkStart w:id="24" w:name="_Toc232165197"/>
+      <w:bookmarkStart w:id="24" w:name="_Toc234864516"/>
       <w:r>
         <w:rPr>
           <w:rFonts w:ascii="Yu Gothic" w:eastAsia="Yu Gothic" w:hAnsi="Yu Gothic"/>
@@ -7547,7 +7547,7 @@
           <w:lang w:eastAsia="ja-JP"/>
         </w:rPr>
       </w:pPr>
-      <w:bookmarkStart w:id="25" w:name="_Toc232165198"/>
+      <w:bookmarkStart w:id="25" w:name="_Toc234864517"/>
       <w:r>
         <w:rPr>
           <w:rFonts w:ascii="Yu Gothic" w:eastAsia="Yu Gothic" w:hAnsi="Yu Gothic"/>
@@ -7569,7 +7569,7 @@
           <w:lang w:eastAsia="ja-JP"/>
         </w:rPr>
       </w:pPr>
-      <w:bookmarkStart w:id="26" w:name="_Toc232165199"/>
+      <w:bookmarkStart w:id="26" w:name="_Toc234864518"/>
       <w:r>
         <w:rPr>
           <w:rFonts w:ascii="Yu Gothic" w:eastAsia="Yu Gothic" w:hAnsi="Yu Gothic"/>
@@ -7590,7 +7590,7 @@
           <w:lang w:eastAsia="ja-JP"/>
         </w:rPr>
       </w:pPr>
-      <w:bookmarkStart w:id="27" w:name="_Toc232165200"/>
+      <w:bookmarkStart w:id="27" w:name="_Toc234864519"/>
       <w:r>
         <w:rPr>
           <w:rFonts w:ascii="Yu Gothic" w:eastAsia="Yu Gothic" w:hAnsi="Yu Gothic"/>
@@ -7659,7 +7659,7 @@
           <w:lang w:eastAsia="ja-JP"/>
         </w:rPr>
       </w:pPr>
-      <w:bookmarkStart w:id="28" w:name="_Toc232165201"/>
+      <w:bookmarkStart w:id="28" w:name="_Toc234864520"/>
       <w:r>
         <w:rPr>
           <w:rFonts w:ascii="Yu Gothic" w:eastAsia="Yu Gothic" w:hAnsi="Yu Gothic"/>
@@ -7736,7 +7736,7 @@
           <w:lang w:eastAsia="ja-JP"/>
         </w:rPr>
       </w:pPr>
-      <w:bookmarkStart w:id="29" w:name="_Toc232165202"/>
+      <w:bookmarkStart w:id="29" w:name="_Toc234864521"/>
       <w:r>
         <w:rPr>
           <w:rFonts w:ascii="Yu Gothic" w:eastAsia="Yu Gothic" w:hAnsi="Yu Gothic"/>
@@ -7757,7 +7757,7 @@
           <w:lang w:eastAsia="ja-JP"/>
         </w:rPr>
       </w:pPr>
-      <w:bookmarkStart w:id="30" w:name="_Toc232165203"/>
+      <w:bookmarkStart w:id="30" w:name="_Toc234864522"/>
       <w:r>
         <w:rPr>
           <w:rFonts w:ascii="Yu Gothic" w:eastAsia="Yu Gothic" w:hAnsi="Yu Gothic"/>
@@ -7826,7 +7826,7 @@
           <w:lang w:eastAsia="ja-JP"/>
         </w:rPr>
       </w:pPr>
-      <w:bookmarkStart w:id="31" w:name="_Toc232165204"/>
+      <w:bookmarkStart w:id="31" w:name="_Toc234864523"/>
       <w:r>
         <w:rPr>
           <w:rFonts w:ascii="Yu Gothic" w:eastAsia="Yu Gothic" w:hAnsi="Yu Gothic"/>
@@ -7893,7 +7893,7 @@
           <w:lang w:eastAsia="ja-JP"/>
         </w:rPr>
       </w:pPr>
-      <w:bookmarkStart w:id="32" w:name="_Toc232165205"/>
+      <w:bookmarkStart w:id="32" w:name="_Toc234864524"/>
       <w:r>
         <w:rPr>
           <w:rFonts w:ascii="Yu Gothic" w:eastAsia="Yu Gothic" w:hAnsi="Yu Gothic"/>
@@ -7914,7 +7914,7 @@
           <w:lang w:eastAsia="ja-JP"/>
         </w:rPr>
       </w:pPr>
-      <w:bookmarkStart w:id="33" w:name="_Toc232165206"/>
+      <w:bookmarkStart w:id="33" w:name="_Toc234864525"/>
       <w:r>
         <w:rPr>
           <w:rFonts w:ascii="Yu Gothic" w:eastAsia="Yu Gothic" w:hAnsi="Yu Gothic"/>
@@ -7983,7 +7983,7 @@
           <w:lang w:eastAsia="ja-JP"/>
         </w:rPr>
       </w:pPr>
-      <w:bookmarkStart w:id="34" w:name="_Toc232165207"/>
+      <w:bookmarkStart w:id="34" w:name="_Toc234864526"/>
       <w:r>
         <w:rPr>
           <w:rFonts w:ascii="Yu Gothic" w:eastAsia="Yu Gothic" w:hAnsi="Yu Gothic"/>
@@ -8065,7 +8065,7 @@
           <w:lang w:eastAsia="ja-JP"/>
         </w:rPr>
       </w:pPr>
-      <w:bookmarkStart w:id="35" w:name="_Toc232165208"/>
+      <w:bookmarkStart w:id="35" w:name="_Toc234864527"/>
       <w:r>
         <w:rPr>
           <w:rFonts w:ascii="Yu Gothic" w:eastAsia="Yu Gothic" w:hAnsi="Yu Gothic"/>
@@ -8087,7 +8087,7 @@
           <w:lang w:eastAsia="ja-JP"/>
         </w:rPr>
       </w:pPr>
-      <w:bookmarkStart w:id="36" w:name="_Toc232165209"/>
+      <w:bookmarkStart w:id="36" w:name="_Toc234864528"/>
       <w:r>
         <w:rPr>
           <w:rFonts w:ascii="Yu Gothic" w:eastAsia="Yu Gothic" w:hAnsi="Yu Gothic"/>
@@ -8186,7 +8186,7 @@
           <w:lang w:eastAsia="ja-JP"/>
         </w:rPr>
       </w:pPr>
-      <w:bookmarkStart w:id="37" w:name="_Toc232165210"/>
+      <w:bookmarkStart w:id="37" w:name="_Toc234864529"/>
       <w:r>
         <w:rPr>
           <w:rFonts w:ascii="Yu Gothic" w:eastAsia="Yu Gothic" w:hAnsi="Yu Gothic"/>
@@ -8291,7 +8291,7 @@
           <w:lang w:eastAsia="ja-JP"/>
         </w:rPr>
       </w:pPr>
-      <w:bookmarkStart w:id="38" w:name="_Toc232165211"/>
+      <w:bookmarkStart w:id="38" w:name="_Toc234864530"/>
       <w:r>
         <w:rPr>
           <w:rFonts w:ascii="Yu Gothic" w:eastAsia="Yu Gothic" w:hAnsi="Yu Gothic"/>
@@ -8313,7 +8313,7 @@
           <w:lang w:eastAsia="ja-JP"/>
         </w:rPr>
       </w:pPr>
-      <w:bookmarkStart w:id="39" w:name="_Toc232165212"/>
+      <w:bookmarkStart w:id="39" w:name="_Toc234864531"/>
       <w:r>
         <w:rPr>
           <w:rFonts w:ascii="Yu Gothic" w:eastAsia="Yu Gothic" w:hAnsi="Yu Gothic"/>
@@ -8373,7 +8373,7 @@
           <w:lang w:eastAsia="ja-JP"/>
         </w:rPr>
       </w:pPr>
-      <w:bookmarkStart w:id="40" w:name="_Toc232165213"/>
+      <w:bookmarkStart w:id="40" w:name="_Toc234864532"/>
       <w:r>
         <w:rPr>
           <w:rFonts w:ascii="Yu Gothic" w:eastAsia="Yu Gothic" w:hAnsi="Yu Gothic"/>
@@ -8449,7 +8449,7 @@
           <w:lang w:eastAsia="ja-JP"/>
         </w:rPr>
       </w:pPr>
-      <w:bookmarkStart w:id="41" w:name="_Toc232165214"/>
+      <w:bookmarkStart w:id="41" w:name="_Toc234864533"/>
       <w:r>
         <w:rPr>
           <w:rFonts w:ascii="Yu Gothic" w:eastAsia="Yu Gothic" w:hAnsi="Yu Gothic"/>
@@ -8471,7 +8471,7 @@
           <w:lang w:eastAsia="ja-JP"/>
         </w:rPr>
       </w:pPr>
-      <w:bookmarkStart w:id="42" w:name="_Toc232165215"/>
+      <w:bookmarkStart w:id="42" w:name="_Toc234864534"/>
       <w:r>
         <w:rPr>
           <w:rFonts w:ascii="Yu Gothic" w:eastAsia="Yu Gothic" w:hAnsi="Yu Gothic"/>
@@ -8492,7 +8492,7 @@
           <w:lang w:eastAsia="ja-JP"/>
         </w:rPr>
       </w:pPr>
-      <w:bookmarkStart w:id="43" w:name="_Toc232165216"/>
+      <w:bookmarkStart w:id="43" w:name="_Toc234864535"/>
       <w:r>
         <w:rPr>
           <w:rFonts w:ascii="Yu Gothic" w:eastAsia="Yu Gothic" w:hAnsi="Yu Gothic"/>
@@ -8552,7 +8552,7 @@
           <w:lang w:eastAsia="ja-JP"/>
         </w:rPr>
       </w:pPr>
-      <w:bookmarkStart w:id="44" w:name="_Toc232165217"/>
+      <w:bookmarkStart w:id="44" w:name="_Toc234864536"/>
       <w:r>
         <w:rPr>
           <w:rFonts w:ascii="Yu Gothic" w:eastAsia="Yu Gothic" w:hAnsi="Yu Gothic"/>
@@ -8631,7 +8631,7 @@
           <w:lang w:eastAsia="ja-JP"/>
         </w:rPr>
       </w:pPr>
-      <w:bookmarkStart w:id="45" w:name="_Toc232165218"/>
+      <w:bookmarkStart w:id="45" w:name="_Toc234864537"/>
       <w:r>
         <w:rPr>
           <w:rFonts w:ascii="Yu Gothic" w:eastAsia="Yu Gothic" w:hAnsi="Yu Gothic"/>
@@ -8652,7 +8652,7 @@
           <w:lang w:eastAsia="ja-JP"/>
         </w:rPr>
       </w:pPr>
-      <w:bookmarkStart w:id="46" w:name="_Toc232165219"/>
+      <w:bookmarkStart w:id="46" w:name="_Toc234864538"/>
       <w:r>
         <w:rPr>
           <w:rFonts w:ascii="Yu Gothic" w:eastAsia="Yu Gothic" w:hAnsi="Yu Gothic"/>
@@ -8744,7 +8744,7 @@
           <w:lang w:eastAsia="ja-JP"/>
         </w:rPr>
       </w:pPr>
-      <w:bookmarkStart w:id="47" w:name="_Toc232165220"/>
+      <w:bookmarkStart w:id="47" w:name="_Toc234864539"/>
       <w:r>
         <w:rPr>
           <w:rFonts w:ascii="Yu Gothic" w:eastAsia="Yu Gothic" w:hAnsi="Yu Gothic"/>
@@ -8853,7 +8853,7 @@
           <w:lang w:eastAsia="ja-JP"/>
         </w:rPr>
       </w:pPr>
-      <w:bookmarkStart w:id="48" w:name="_Toc232165221"/>
+      <w:bookmarkStart w:id="48" w:name="_Toc234864540"/>
       <w:r>
         <w:rPr>
           <w:rFonts w:ascii="Yu Gothic" w:eastAsia="Yu Gothic" w:hAnsi="Yu Gothic"/>
@@ -8875,7 +8875,7 @@
           <w:lang w:eastAsia="ja-JP"/>
         </w:rPr>
       </w:pPr>
-      <w:bookmarkStart w:id="49" w:name="_Toc232165222"/>
+      <w:bookmarkStart w:id="49" w:name="_Toc234864541"/>
       <w:r>
         <w:rPr>
           <w:rFonts w:ascii="Yu Gothic" w:eastAsia="Yu Gothic" w:hAnsi="Yu Gothic"/>
@@ -8896,7 +8896,7 @@
           <w:lang w:eastAsia="ja-JP"/>
         </w:rPr>
       </w:pPr>
-      <w:bookmarkStart w:id="50" w:name="_Toc232165223"/>
+      <w:bookmarkStart w:id="50" w:name="_Toc234864542"/>
       <w:r>
         <w:rPr>
           <w:rFonts w:ascii="Yu Gothic" w:eastAsia="Yu Gothic" w:hAnsi="Yu Gothic"/>
@@ -9135,7 +9135,7 @@
           <w:lang w:eastAsia="ja-JP"/>
         </w:rPr>
       </w:pPr>
-      <w:bookmarkStart w:id="51" w:name="_Toc232165224"/>
+      <w:bookmarkStart w:id="51" w:name="_Toc234864543"/>
       <w:r>
         <w:rPr>
           <w:rFonts w:ascii="Yu Gothic" w:eastAsia="Yu Gothic" w:hAnsi="Yu Gothic"/>
@@ -9324,7 +9324,7 @@
           <w:lang w:eastAsia="ja-JP"/>
         </w:rPr>
       </w:pPr>
-      <w:bookmarkStart w:id="52" w:name="_Toc232165225"/>
+      <w:bookmarkStart w:id="52" w:name="_Toc234864544"/>
       <w:r>
         <w:rPr>
           <w:rFonts w:ascii="Yu Gothic" w:eastAsia="Yu Gothic" w:hAnsi="Yu Gothic"/>
@@ -9345,7 +9345,7 @@
           <w:lang w:eastAsia="ja-JP"/>
         </w:rPr>
       </w:pPr>
-      <w:bookmarkStart w:id="53" w:name="_Toc232165226"/>
+      <w:bookmarkStart w:id="53" w:name="_Toc234864545"/>
       <w:r>
         <w:rPr>
           <w:rFonts w:ascii="Yu Gothic" w:eastAsia="Yu Gothic" w:hAnsi="Yu Gothic"/>
@@ -9543,7 +9543,7 @@
           <w:lang w:eastAsia="ja-JP"/>
         </w:rPr>
       </w:pPr>
-      <w:bookmarkStart w:id="54" w:name="_Toc232165227"/>
+      <w:bookmarkStart w:id="54" w:name="_Toc234864546"/>
       <w:r>
         <w:rPr>
           <w:rFonts w:ascii="Yu Gothic" w:eastAsia="Yu Gothic" w:hAnsi="Yu Gothic"/>
@@ -9705,7 +9705,7 @@
           <w:lang w:eastAsia="ja-JP"/>
         </w:rPr>
       </w:pPr>
-      <w:bookmarkStart w:id="55" w:name="_Toc232165228"/>
+      <w:bookmarkStart w:id="55" w:name="_Toc234864547"/>
       <w:r>
         <w:rPr>
           <w:rFonts w:ascii="Yu Gothic" w:eastAsia="Yu Gothic" w:hAnsi="Yu Gothic"/>
@@ -9727,7 +9727,7 @@
           <w:lang w:eastAsia="ja-JP"/>
         </w:rPr>
       </w:pPr>
-      <w:bookmarkStart w:id="56" w:name="_Toc232165229"/>
+      <w:bookmarkStart w:id="56" w:name="_Toc234864548"/>
       <w:r>
         <w:rPr>
           <w:rFonts w:ascii="Yu Gothic" w:eastAsia="Yu Gothic" w:hAnsi="Yu Gothic"/>
@@ -9925,7 +9925,7 @@
           <w:lang w:eastAsia="ja-JP"/>
         </w:rPr>
       </w:pPr>
-      <w:bookmarkStart w:id="57" w:name="_Toc232165230"/>
+      <w:bookmarkStart w:id="57" w:name="_Toc234864549"/>
       <w:r>
         <w:rPr>
           <w:rFonts w:ascii="Yu Gothic" w:eastAsia="Yu Gothic" w:hAnsi="Yu Gothic"/>
@@ -10108,7 +10108,7 @@
           <w:lang w:eastAsia="ja-JP"/>
         </w:rPr>
       </w:pPr>
-      <w:bookmarkStart w:id="58" w:name="_Toc232165231"/>
+      <w:bookmarkStart w:id="58" w:name="_Toc234864550"/>
       <w:r>
         <w:rPr>
           <w:rFonts w:ascii="Yu Gothic" w:eastAsia="Yu Gothic" w:hAnsi="Yu Gothic"/>
@@ -10174,7 +10174,7 @@
           <w:lang w:eastAsia="ja-JP"/>
         </w:rPr>
       </w:pPr>
-      <w:bookmarkStart w:id="59" w:name="_Toc232165232"/>
+      <w:bookmarkStart w:id="59" w:name="_Toc234864551"/>
       <w:r>
         <w:rPr>
           <w:rFonts w:ascii="Yu Gothic" w:eastAsia="Yu Gothic" w:hAnsi="Yu Gothic"/>
@@ -10195,7 +10195,7 @@
           <w:lang w:eastAsia="ja-JP"/>
         </w:rPr>
       </w:pPr>
-      <w:bookmarkStart w:id="60" w:name="_Toc232165233"/>
+      <w:bookmarkStart w:id="60" w:name="_Toc234864552"/>
       <w:r>
         <w:rPr>
           <w:rFonts w:ascii="Yu Gothic" w:eastAsia="Yu Gothic" w:hAnsi="Yu Gothic"/>
@@ -10590,7 +10590,7 @@
           <w:lang w:eastAsia="ja-JP"/>
         </w:rPr>
       </w:pPr>
-      <w:bookmarkStart w:id="61" w:name="_Toc232165234"/>
+      <w:bookmarkStart w:id="61" w:name="_Toc234864553"/>
       <w:r>
         <w:rPr>
           <w:rFonts w:ascii="Yu Gothic" w:eastAsia="Yu Gothic" w:hAnsi="Yu Gothic"/>
@@ -10912,7 +10912,7 @@
           <w:lang w:eastAsia="ja-JP"/>
         </w:rPr>
       </w:pPr>
-      <w:bookmarkStart w:id="62" w:name="_Toc232165235"/>
+      <w:bookmarkStart w:id="62" w:name="_Toc234864554"/>
       <w:r>
         <w:rPr>
           <w:rFonts w:ascii="Yu Gothic" w:eastAsia="Yu Gothic" w:hAnsi="Yu Gothic"/>
@@ -10934,7 +10934,7 @@
           <w:lang w:eastAsia="ja-JP"/>
         </w:rPr>
       </w:pPr>
-      <w:bookmarkStart w:id="63" w:name="_Toc232165236"/>
+      <w:bookmarkStart w:id="63" w:name="_Toc234864555"/>
       <w:r>
         <w:rPr>
           <w:rFonts w:ascii="Yu Gothic" w:eastAsia="Yu Gothic" w:hAnsi="Yu Gothic"/>
@@ -11063,7 +11063,7 @@
           <w:lang w:eastAsia="ja-JP"/>
         </w:rPr>
       </w:pPr>
-      <w:bookmarkStart w:id="64" w:name="_Toc232165237"/>
+      <w:bookmarkStart w:id="64" w:name="_Toc234864556"/>
       <w:r>
         <w:rPr>
           <w:rFonts w:ascii="Yu Gothic" w:eastAsia="Yu Gothic" w:hAnsi="Yu Gothic"/>
@@ -11166,7 +11166,7 @@
           <w:lang w:eastAsia="ja-JP"/>
         </w:rPr>
       </w:pPr>
-      <w:bookmarkStart w:id="65" w:name="_Toc232165238"/>
+      <w:bookmarkStart w:id="65" w:name="_Toc234864557"/>
       <w:r>
         <w:rPr>
           <w:rFonts w:ascii="Yu Gothic" w:eastAsia="Yu Gothic" w:hAnsi="Yu Gothic"/>
@@ -11188,7 +11188,7 @@
           <w:lang w:eastAsia="ja-JP"/>
         </w:rPr>
       </w:pPr>
-      <w:bookmarkStart w:id="66" w:name="_Toc232165239"/>
+      <w:bookmarkStart w:id="66" w:name="_Toc234864558"/>
       <w:r>
         <w:rPr>
           <w:rFonts w:ascii="Yu Gothic" w:eastAsia="Yu Gothic" w:hAnsi="Yu Gothic"/>
@@ -11385,7 +11385,7 @@
           <w:lang w:eastAsia="ja-JP"/>
         </w:rPr>
       </w:pPr>
-      <w:bookmarkStart w:id="67" w:name="_Toc232165240"/>
+      <w:bookmarkStart w:id="67" w:name="_Toc234864559"/>
       <w:r>
         <w:rPr>
           <w:rFonts w:ascii="Yu Gothic" w:eastAsia="Yu Gothic" w:hAnsi="Yu Gothic"/>
@@ -11820,7 +11820,7 @@
           <w:lang w:eastAsia="ja-JP"/>
         </w:rPr>
       </w:pPr>
-      <w:bookmarkStart w:id="68" w:name="_Toc232165241"/>
+      <w:bookmarkStart w:id="68" w:name="_Toc234864560"/>
       <w:r>
         <w:rPr>
           <w:rFonts w:ascii="Yu Gothic" w:eastAsia="Yu Gothic" w:hAnsi="Yu Gothic"/>
@@ -11834,7 +11834,7 @@
     </w:p>
     <w:tbl>
       <w:tblPr>
-        <w:tblW w:w="9355" w:type="dxa"/>
+        <w:tblW w:w="9356" w:type="dxa"/>
         <w:tblBorders>
           <w:top w:val="single" w:sz="4" w:space="0" w:color="auto"/>
           <w:left w:val="single" w:sz="4" w:space="0" w:color="auto"/>
@@ -11852,7 +11852,8 @@
       </w:tblPr>
       <w:tblGrid>
         <w:gridCol w:w="480"/>
-        <w:gridCol w:w="8875"/>
+        <w:gridCol w:w="2663"/>
+        <w:gridCol w:w="6213"/>
       </w:tblGrid>
       <w:tr>
         <w:tblPrEx>
@@ -11891,7 +11892,7 @@
         </w:tc>
         <w:tc>
           <w:tcPr>
-            <w:tcW w:w="8875" w:type="dxa"/>
+            <w:tcW w:w="2663" w:type="dxa"/>
             <w:shd w:val="clear" w:color="auto" w:fill="E6E6E6"/>
           </w:tcPr>
           <w:p>
@@ -11911,6 +11912,31 @@
                 <w:lang w:eastAsia="ja-JP"/>
               </w:rPr>
               <w:t>項目</w:t>
+            </w:r>
+          </w:p>
+        </w:tc>
+        <w:tc>
+          <w:tcPr>
+            <w:tcW w:w="6213" w:type="dxa"/>
+            <w:shd w:val="clear" w:color="auto" w:fill="E6E6E6"/>
+          </w:tcPr>
+          <w:p>
+            <w:pPr>
+              <w:pStyle w:val="a7"/>
+              <w:spacing w:line="480" w:lineRule="auto"/>
+              <w:rPr>
+                <w:lang w:eastAsia="ja-JP"/>
+              </w:rPr>
+            </w:pPr>
+            <w:r>
+              <w:rPr>
+                <w:rFonts w:hint="eastAsia"/>
+                <w:b/>
+                <w:color w:val="000000"/>
+                <w:sz w:val="20"/>
+                <w:lang w:eastAsia="ja-JP"/>
+              </w:rPr>
+              <w:t>内容</w:t>
             </w:r>
           </w:p>
         </w:tc>
@@ -11940,27 +11966,59 @@
             </w:pPr>
             <w:r>
               <w:rPr>
+                <w:color w:val="000000"/>
+                <w:sz w:val="20"/>
+                <w:lang w:eastAsia="ja-JP"/>
+              </w:rPr>
+              <w:t>1</w:t>
+            </w:r>
+          </w:p>
+        </w:tc>
+        <w:tc>
+          <w:tcPr>
+            <w:tcW w:w="2663" w:type="dxa"/>
+            <w:shd w:val="clear" w:color="auto" w:fill="auto"/>
+          </w:tcPr>
+          <w:p>
+            <w:pPr>
+              <w:pStyle w:val="a7"/>
+              <w:spacing w:line="480" w:lineRule="auto"/>
+              <w:rPr>
+                <w:lang w:eastAsia="ja-JP"/>
+              </w:rPr>
+            </w:pPr>
+            <w:r>
+              <w:rPr>
+                <w:color w:val="000000"/>
+                <w:sz w:val="20"/>
+                <w:lang w:eastAsia="ja-JP"/>
+              </w:rPr>
+              <w:t>SVG</w:t>
+            </w:r>
+          </w:p>
+        </w:tc>
+        <w:tc>
+          <w:tcPr>
+            <w:tcW w:w="6213" w:type="dxa"/>
+            <w:shd w:val="clear" w:color="auto" w:fill="auto"/>
+          </w:tcPr>
+          <w:p>
+            <w:pPr>
+              <w:pStyle w:val="a7"/>
+              <w:spacing w:line="480" w:lineRule="auto"/>
+              <w:rPr>
+                <w:lang w:eastAsia="ja-JP"/>
+              </w:rPr>
+            </w:pPr>
+            <w:r>
+              <w:rPr>
                 <w:rFonts w:hint="eastAsia"/>
                 <w:color w:val="000000"/>
                 <w:sz w:val="20"/>
                 <w:lang w:eastAsia="ja-JP"/>
               </w:rPr>
-              <w:t>内容</w:t>
+              <w:t>環境によっては表示できない場合がある</w:t>
             </w:r>
-          </w:p>
-        </w:tc>
-        <w:tc>
-          <w:tcPr>
-            <w:tcW w:w="8875" w:type="dxa"/>
-            <w:shd w:val="clear" w:color="auto" w:fill="auto"/>
-          </w:tcPr>
-          <w:p>
-            <w:pPr>
-              <w:pStyle w:val="a7"/>
-              <w:rPr>
-                <w:lang w:eastAsia="ja-JP"/>
-              </w:rPr>
-            </w:pPr>
           </w:p>
         </w:tc>
       </w:tr>
@@ -11999,7 +12057,7 @@
         </w:tc>
         <w:tc>
           <w:tcPr>
-            <w:tcW w:w="8875" w:type="dxa"/>
+            <w:tcW w:w="2663" w:type="dxa"/>
             <w:shd w:val="clear" w:color="auto" w:fill="auto"/>
           </w:tcPr>
           <w:p>
@@ -12016,7 +12074,31 @@
                 <w:sz w:val="20"/>
                 <w:lang w:eastAsia="ja-JP"/>
               </w:rPr>
-              <w:t>SVG</w:t>
+              <w:t>HTML埋め込み</w:t>
+            </w:r>
+          </w:p>
+        </w:tc>
+        <w:tc>
+          <w:tcPr>
+            <w:tcW w:w="6213" w:type="dxa"/>
+            <w:shd w:val="clear" w:color="auto" w:fill="auto"/>
+          </w:tcPr>
+          <w:p>
+            <w:pPr>
+              <w:pStyle w:val="a7"/>
+              <w:spacing w:line="480" w:lineRule="auto"/>
+              <w:rPr>
+                <w:lang w:eastAsia="ja-JP"/>
+              </w:rPr>
+            </w:pPr>
+            <w:r>
+              <w:rPr>
+                <w:rFonts w:hint="eastAsia"/>
+                <w:color w:val="000000"/>
+                <w:sz w:val="20"/>
+                <w:lang w:eastAsia="ja-JP"/>
+              </w:rPr>
+              <w:t>未対応</w:t>
             </w:r>
           </w:p>
         </w:tc>
@@ -12046,28 +12128,68 @@
             </w:pPr>
             <w:r>
               <w:rPr>
+                <w:color w:val="000000"/>
+                <w:sz w:val="20"/>
+                <w:lang w:eastAsia="ja-JP"/>
+              </w:rPr>
+              <w:t>3</w:t>
+            </w:r>
+          </w:p>
+        </w:tc>
+        <w:tc>
+          <w:tcPr>
+            <w:tcW w:w="2663" w:type="dxa"/>
+            <w:shd w:val="clear" w:color="auto" w:fill="auto"/>
+          </w:tcPr>
+          <w:p>
+            <w:pPr>
+              <w:pStyle w:val="a7"/>
+              <w:spacing w:line="480" w:lineRule="auto"/>
+              <w:rPr>
+                <w:lang w:eastAsia="ja-JP"/>
+              </w:rPr>
+            </w:pPr>
+            <w:r>
+              <w:rPr>
                 <w:rFonts w:hint="eastAsia"/>
                 <w:color w:val="000000"/>
                 <w:sz w:val="20"/>
                 <w:lang w:eastAsia="ja-JP"/>
               </w:rPr>
-              <w:lastRenderedPageBreak/>
-              <w:t>環境によっては表示できない場合がある</w:t>
+              <w:t>複雑な</w:t>
+            </w:r>
+            <w:r>
+              <w:rPr>
+                <w:color w:val="000000"/>
+                <w:sz w:val="20"/>
+                <w:lang w:eastAsia="ja-JP"/>
+              </w:rPr>
+              <w:t>Asciidoctor拡張</w:t>
             </w:r>
           </w:p>
         </w:tc>
         <w:tc>
           <w:tcPr>
-            <w:tcW w:w="8875" w:type="dxa"/>
+            <w:tcW w:w="6213" w:type="dxa"/>
             <w:shd w:val="clear" w:color="auto" w:fill="auto"/>
           </w:tcPr>
           <w:p>
             <w:pPr>
               <w:pStyle w:val="a7"/>
+              <w:spacing w:line="480" w:lineRule="auto"/>
               <w:rPr>
                 <w:lang w:eastAsia="ja-JP"/>
               </w:rPr>
             </w:pPr>
+            <w:r>
+              <w:rPr>
+                <w:rFonts w:hint="eastAsia"/>
+                <w:color w:val="000000"/>
+                <w:sz w:val="20"/>
+                <w:lang w:eastAsia="ja-JP"/>
+              </w:rPr>
+              <w:t>一部未対応</w:t>
+            </w:r>
           </w:p>
         </w:tc>
       </w:tr>
@@ -12106,229 +12228,7 @@
         </w:tc>
         <w:tc>
           <w:tcPr>
-            <w:tcW w:w="8875" w:type="dxa"/>
-            <w:shd w:val="clear" w:color="auto" w:fill="auto"/>
-          </w:tcPr>
-          <w:p>
-            <w:pPr>
-              <w:pStyle w:val="a7"/>
-              <w:spacing w:line="480" w:lineRule="auto"/>
-              <w:rPr>
-                <w:lang w:eastAsia="ja-JP"/>
-              </w:rPr>
-            </w:pPr>
-            <w:r>
-              <w:rPr>
-                <w:color w:val="000000"/>
-                <w:sz w:val="20"/>
-                <w:lang w:eastAsia="ja-JP"/>
-              </w:rPr>
-              <w:t>HTML埋め込み</w:t>
-            </w:r>
-          </w:p>
-        </w:tc>
-      </w:tr>
-      <w:tr>
-        <w:tblPrEx>
-          <w:tblCellMar>
-            <w:top w:w="0" w:type="dxa"/>
-            <w:bottom w:w="0" w:type="dxa"/>
-          </w:tblCellMar>
-        </w:tblPrEx>
-        <w:trPr>
-          <w:cantSplit/>
-        </w:trPr>
-        <w:tc>
-          <w:tcPr>
-            <w:tcW w:w="480" w:type="dxa"/>
-            <w:shd w:val="clear" w:color="auto" w:fill="auto"/>
-          </w:tcPr>
-          <w:p>
-            <w:pPr>
-              <w:pStyle w:val="a7"/>
-              <w:spacing w:line="480" w:lineRule="auto"/>
-              <w:rPr>
-                <w:lang w:eastAsia="ja-JP"/>
-              </w:rPr>
-            </w:pPr>
-            <w:r>
-              <w:rPr>
-                <w:rFonts w:hint="eastAsia"/>
-                <w:color w:val="000000"/>
-                <w:sz w:val="20"/>
-                <w:lang w:eastAsia="ja-JP"/>
-              </w:rPr>
-              <w:lastRenderedPageBreak/>
-              <w:t>未対応</w:t>
-            </w:r>
-          </w:p>
-        </w:tc>
-        <w:tc>
-          <w:tcPr>
-            <w:tcW w:w="8875" w:type="dxa"/>
-            <w:shd w:val="clear" w:color="auto" w:fill="auto"/>
-          </w:tcPr>
-          <w:p>
-            <w:pPr>
-              <w:pStyle w:val="a7"/>
-              <w:rPr>
-                <w:lang w:eastAsia="ja-JP"/>
-              </w:rPr>
-            </w:pPr>
-          </w:p>
-        </w:tc>
-      </w:tr>
-      <w:tr>
-        <w:tblPrEx>
-          <w:tblCellMar>
-            <w:top w:w="0" w:type="dxa"/>
-            <w:bottom w:w="0" w:type="dxa"/>
-          </w:tblCellMar>
-        </w:tblPrEx>
-        <w:trPr>
-          <w:cantSplit/>
-        </w:trPr>
-        <w:tc>
-          <w:tcPr>
-            <w:tcW w:w="480" w:type="dxa"/>
-            <w:shd w:val="clear" w:color="auto" w:fill="auto"/>
-          </w:tcPr>
-          <w:p>
-            <w:pPr>
-              <w:pStyle w:val="a7"/>
-              <w:spacing w:line="480" w:lineRule="auto"/>
-              <w:rPr>
-                <w:lang w:eastAsia="ja-JP"/>
-              </w:rPr>
-            </w:pPr>
-            <w:r>
-              <w:rPr>
-                <w:color w:val="000000"/>
-                <w:sz w:val="20"/>
-                <w:lang w:eastAsia="ja-JP"/>
-              </w:rPr>
-              <w:t>6</w:t>
-            </w:r>
-          </w:p>
-        </w:tc>
-        <w:tc>
-          <w:tcPr>
-            <w:tcW w:w="8875" w:type="dxa"/>
-            <w:shd w:val="clear" w:color="auto" w:fill="auto"/>
-          </w:tcPr>
-          <w:p>
-            <w:pPr>
-              <w:pStyle w:val="a7"/>
-              <w:spacing w:line="480" w:lineRule="auto"/>
-              <w:rPr>
-                <w:lang w:eastAsia="ja-JP"/>
-              </w:rPr>
-            </w:pPr>
-            <w:r>
-              <w:rPr>
-                <w:rFonts w:hint="eastAsia"/>
-                <w:color w:val="000000"/>
-                <w:sz w:val="20"/>
-                <w:lang w:eastAsia="ja-JP"/>
-              </w:rPr>
-              <w:t>複雑な</w:t>
-            </w:r>
-            <w:r>
-              <w:rPr>
-                <w:color w:val="000000"/>
-                <w:sz w:val="20"/>
-                <w:lang w:eastAsia="ja-JP"/>
-              </w:rPr>
-              <w:t>Asciidoctor拡張</w:t>
-            </w:r>
-          </w:p>
-        </w:tc>
-      </w:tr>
-      <w:tr>
-        <w:tblPrEx>
-          <w:tblCellMar>
-            <w:top w:w="0" w:type="dxa"/>
-            <w:bottom w:w="0" w:type="dxa"/>
-          </w:tblCellMar>
-        </w:tblPrEx>
-        <w:trPr>
-          <w:cantSplit/>
-        </w:trPr>
-        <w:tc>
-          <w:tcPr>
-            <w:tcW w:w="480" w:type="dxa"/>
-            <w:shd w:val="clear" w:color="auto" w:fill="auto"/>
-          </w:tcPr>
-          <w:p>
-            <w:pPr>
-              <w:pStyle w:val="a7"/>
-              <w:spacing w:line="480" w:lineRule="auto"/>
-              <w:rPr>
-                <w:lang w:eastAsia="ja-JP"/>
-              </w:rPr>
-            </w:pPr>
-            <w:r>
-              <w:rPr>
-                <w:rFonts w:hint="eastAsia"/>
-                <w:color w:val="000000"/>
-                <w:sz w:val="20"/>
-                <w:lang w:eastAsia="ja-JP"/>
-              </w:rPr>
-              <w:t>一部未対応</w:t>
-            </w:r>
-          </w:p>
-        </w:tc>
-        <w:tc>
-          <w:tcPr>
-            <w:tcW w:w="8875" w:type="dxa"/>
-            <w:shd w:val="clear" w:color="auto" w:fill="auto"/>
-          </w:tcPr>
-          <w:p>
-            <w:pPr>
-              <w:pStyle w:val="a7"/>
-              <w:rPr>
-                <w:lang w:eastAsia="ja-JP"/>
-              </w:rPr>
-            </w:pPr>
-          </w:p>
-        </w:tc>
-      </w:tr>
-      <w:tr>
-        <w:tblPrEx>
-          <w:tblCellMar>
-            <w:top w:w="0" w:type="dxa"/>
-            <w:bottom w:w="0" w:type="dxa"/>
-          </w:tblCellMar>
-        </w:tblPrEx>
-        <w:trPr>
-          <w:cantSplit/>
-        </w:trPr>
-        <w:tc>
-          <w:tcPr>
-            <w:tcW w:w="480" w:type="dxa"/>
-            <w:shd w:val="clear" w:color="auto" w:fill="auto"/>
-          </w:tcPr>
-          <w:p>
-            <w:pPr>
-              <w:pStyle w:val="a7"/>
-              <w:spacing w:line="480" w:lineRule="auto"/>
-              <w:rPr>
-                <w:lang w:eastAsia="ja-JP"/>
-              </w:rPr>
-            </w:pPr>
-            <w:r>
-              <w:rPr>
-                <w:color w:val="000000"/>
-                <w:sz w:val="20"/>
-                <w:lang w:eastAsia="ja-JP"/>
-              </w:rPr>
-              <w:t>8</w:t>
-            </w:r>
-          </w:p>
-        </w:tc>
-        <w:tc>
-          <w:tcPr>
-            <w:tcW w:w="8875" w:type="dxa"/>
+            <w:tcW w:w="2663" w:type="dxa"/>
             <w:shd w:val="clear" w:color="auto" w:fill="auto"/>
           </w:tcPr>
           <w:p>
@@ -12350,20 +12250,9 @@
             </w:r>
           </w:p>
         </w:tc>
-      </w:tr>
-      <w:tr>
-        <w:tblPrEx>
-          <w:tblCellMar>
-            <w:top w:w="0" w:type="dxa"/>
-            <w:bottom w:w="0" w:type="dxa"/>
-          </w:tblCellMar>
-        </w:tblPrEx>
-        <w:trPr>
-          <w:cantSplit/>
-        </w:trPr>
         <w:tc>
           <w:tcPr>
-            <w:tcW w:w="480" w:type="dxa"/>
+            <w:tcW w:w="6213" w:type="dxa"/>
             <w:shd w:val="clear" w:color="auto" w:fill="auto"/>
           </w:tcPr>
           <w:p>
@@ -12381,25 +12270,10 @@
                 <w:sz w:val="20"/>
                 <w:lang w:eastAsia="ja-JP"/>
               </w:rPr>
-              <w:lastRenderedPageBreak/>
               <w:t>レイアウトが崩れる可能性がある</w:t>
             </w:r>
           </w:p>
         </w:tc>
-        <w:tc>
-          <w:tcPr>
-            <w:tcW w:w="8875" w:type="dxa"/>
-            <w:shd w:val="clear" w:color="auto" w:fill="auto"/>
-          </w:tcPr>
-          <w:p>
-            <w:pPr>
-              <w:pStyle w:val="a7"/>
-              <w:rPr>
-                <w:lang w:eastAsia="ja-JP"/>
-              </w:rPr>
-            </w:pPr>
-          </w:p>
-        </w:tc>
       </w:tr>
     </w:tbl>
     <w:p>
@@ -12442,7 +12316,7 @@
           <w:lang w:eastAsia="ja-JP"/>
         </w:rPr>
       </w:pPr>
-      <w:bookmarkStart w:id="69" w:name="_Toc232165242"/>
+      <w:bookmarkStart w:id="69" w:name="_Toc234864561"/>
       <w:r>
         <w:rPr>
           <w:rFonts w:ascii="Yu Gothic" w:eastAsia="Yu Gothic" w:hAnsi="Yu Gothic"/>
@@ -12958,7 +12832,7 @@
           <w:lang w:eastAsia="ja-JP"/>
         </w:rPr>
       </w:pPr>
-      <w:bookmarkStart w:id="70" w:name="_Toc232165243"/>
+      <w:bookmarkStart w:id="70" w:name="_Toc234864562"/>
       <w:r>
         <w:rPr>
           <w:rFonts w:ascii="Yu Gothic" w:eastAsia="Yu Gothic" w:hAnsi="Yu Gothic"/>
@@ -13591,7 +13465,7 @@
         <w:rPr>
           <w:noProof/>
         </w:rPr>
-        <w:t>23</w:t>
+        <w:t>20</w:t>
       </w:r>
     </w:fldSimple>
   </w:p>
@@ -25297,7 +25171,7 @@
     <w:autoRedefine/>
     <w:uiPriority w:val="39"/>
     <w:unhideWhenUsed/>
-    <w:rsid w:val="006D0F72"/>
+    <w:rsid w:val="008C4025"/>
     <w:pPr>
       <w:ind w:leftChars="100" w:left="210"/>
     </w:pPr>
@@ -25309,7 +25183,7 @@
     <w:autoRedefine/>
     <w:uiPriority w:val="39"/>
     <w:unhideWhenUsed/>
-    <w:rsid w:val="006D0F72"/>
+    <w:rsid w:val="008C4025"/>
     <w:pPr>
       <w:ind w:leftChars="200" w:left="420"/>
     </w:pPr>
